--- a/rapports/16_02_2026/EL_MOUSTAPHA/coh_EQ23_sup_091203030019.docx
+++ b/rapports/16_02_2026/EL_MOUSTAPHA/coh_EQ23_sup_091203030019.docx
@@ -25,7 +25,7 @@
         <w:br/>
         <w:t>Grappe: 091203030019</w:t>
         <w:br/>
-        <w:t>Date: 16/02/2026 a 12:40</w:t>
+        <w:t>Date: 16/02/2026 a 12:58</w:t>
       </w:r>
     </w:p>
     <w:p/>
@@ -3489,7 +3489,7 @@
         <w:rPr>
           <w:sz w:val="20"/>
         </w:rPr>
-        <w:t xml:space="preserve">- Le montant dépensé de L'entreprise vente d’huile pour l'achat de ces marchandises revendues en état, sans transformation ne peut être supérieur aux montants obtenus sur la revente de marchandises achetées et revendues en état au cours des 30 derniers jours ou durant le dernier mois où l'entreprise a fonctionné (s10q47 &gt; s10q46), prière de corriger. </w:t>
+        <w:t xml:space="preserve">- Le montant dépensé de L'entreprise vente d’huile pour l'achat de ces marchandises revendues en état, sans transformation ne peut être supérieur aux montants obtenus sur la revente de marchandises achetées et revendues en état au cours des 30 derniers jours ou durant le dernier mois où l'entreprise a fonctionné (s10q47 &gt; s10q46), prière de corriger. Le salaire qu'une personne de cette catégorie (10.62) a travaillé(e) dans cette entreprise vente d’huile est élevé ou faible. Prière de confirmer cette information avec le QG ou de corriger. </w:t>
         <w:br/>
         <w:t>- Le salaire qu'une personne de cette catégorie (10.62) a travaillé(e) dans cette entreprise L’OCASSION DE CHAISES ET BÀCHES est élevé ou faible. Prière de confirmer cette information avec le QG ou de corriger.</w:t>
       </w:r>
@@ -4878,7 +4878,7 @@
         <w:rPr>
           <w:sz w:val="20"/>
         </w:rPr>
-        <w:t>- Les informations sur ces entrepises non agricole manquent, prière de les renseigner. Le montant obtenus sur les services rendus par l'entreprise ##N/A## au cours des 30 derniers jours ou durant le dernier mois où l'entreprise a fonctionné n'a pas été renseigné, prière de mettre de 0 si l'entreprise n'a pas rendu de service. Prière de renseigner les montants dans les champs (s10q46 s10q47 s10q48 s10q49 s10q50 s10q51 s10q52 s10q53 s10q54 s10q55 s10q56 s10q57), mettre 0 si l'entreprise ##N/A## n'a pas effectué des dépenses ou faire des reventes des marchandises ou des produits ou rendre de service.Cette entreprise ##N/A## dit avoir obtenu une valeur sur les marchandises vendu en etat, les marchandises vendu après transformation et les services rendus. Prière de corriger. Cette entreprise ##N/A## dit avoir obtenu une valeur sur les marchandises vendu en etat et les marchandises vendu après transformation. La main d'oeuvre familiale pour Mbodé Dione ayant travaillé dans cette entreprise ##N/A## aucours des 12 derniers mois n'est pas renseigner. Prière de reneigner toutes les informations qui lui concerne. La main d'oeuvre sariale de Mbodé Dione ayant travaillé dans cette entreprise ##N/A## aucours des 30 derniers jours n'est pas renseigner. Prière de reneigner toutes les informations qui lui concerne. Le Nombre  d'entreprise declaré entre 10.02 à 10.10 est different de celui declaré en 10.12, veuillez verifier cette information.</w:t>
+        <w:t>- Les informations sur ces entrepises non agricole manquent, prière de les renseigner. Le montant obtenus sur les services rendus par l'entreprise ##N/A## au cours des 30 derniers jours ou durant le dernier mois où l'entreprise a fonctionné n'a pas été renseigné, prière de mettre de 0 si l'entreprise n'a pas rendu de service. Prière de renseigner les montants dans les champs (s10q46 s10q47 s10q48 s10q49 s10q50 s10q51 s10q52 s10q53 s10q54 s10q55 s10q56 s10q57), mettre 0 si l'entreprise ##N/A## n'a pas effectué des dépenses ou faire des reventes des marchandises ou des produits ou rendre de service.Cette entreprise ##N/A## dit avoir obtenu une valeur sur les marchandises vendu en etat, les marchandises vendu après transformation et les services rendus. Prière de corriger. Cette entreprise ##N/A## dit avoir obtenu une valeur sur les marchandises vendu en etat et les marchandises vendu après transformation. La main d'oeuvre familiale pour Abdou Dione ayant travaillé dans cette entreprise ##N/A## aucours des 12 derniers mois n'est pas renseigner. Prière de reneigner toutes les informations qui lui concerne. La main d'oeuvre sariale de Abdou Dione ayant travaillé dans cette entreprise ##N/A## aucours des 30 derniers jours n'est pas renseigner. Prière de reneigner toutes les informations qui lui concerne. Le Nombre  d'entreprise declaré entre 10.02 à 10.10 est different de celui declaré en 10.12, veuillez verifier cette information.</w:t>
       </w:r>
     </w:p>
     <w:p>

--- a/rapports/16_02_2026/EL_MOUSTAPHA/coh_EQ23_sup_091203030019.docx
+++ b/rapports/16_02_2026/EL_MOUSTAPHA/coh_EQ23_sup_091203030019.docx
@@ -25,7 +25,7 @@
         <w:br/>
         <w:t>Grappe: 091203030019</w:t>
         <w:br/>
-        <w:t>Date: 16/02/2026 a 12:58</w:t>
+        <w:t>Date: 16/02/2026 a 13:05</w:t>
       </w:r>
     </w:p>
     <w:p/>
@@ -119,7 +119,7 @@
           </w:tcPr>
           <w:p>
             <w:r>
-              <w:t>23</w:t>
+              <w:t>24</w:t>
             </w:r>
           </w:p>
         </w:tc>
@@ -347,7 +347,7 @@
           </w:tcPr>
           <w:p>
             <w:r>
-              <w:t>11</w:t>
+              <w:t>9</w:t>
             </w:r>
           </w:p>
         </w:tc>
@@ -928,8 +928,6 @@
         <w:rPr>
           <w:sz w:val="20"/>
         </w:rPr>
-        <w:t xml:space="preserve">- Attention ! Le frais de scolarité (2000 Fcfa) de KHADY NDIAYE2 en 1ére année de Primaire est relativement élevé par rapport aux autres frais de scolarités observés dans cette zone. Prière de corriger ou de confirmer avec le QG. </w:t>
-        <w:br/>
         <w:t xml:space="preserve">- Peu probable! ABLAYE NDIAYE  n'arrive pas  à comprendre un petit texte lu dans une langue locale (s02q03). Veuillez corriger ou donner des explications au QG. </w:t>
         <w:br/>
         <w:t xml:space="preserve">- Peu probable! ALIOU NDIAYE  n'arrive pas  à comprendre un petit texte lu dans une langue locale (s02q03). Veuillez corriger ou donner des explications au QG. </w:t>
@@ -962,7 +960,7 @@
         <w:br/>
         <w:t xml:space="preserve">- Peu probable! SOKHNA FAYE  n'arrive pas  à comprendre un petit texte lu dans une langue locale (s02q03). Veuillez corriger ou donner des explications au QG. Peu probable! SOKHNA FAYE  ne sait ni lire, ni écrire, ni comprendre dans aucune des langues  (s02q01,s02q02,s02q03). Veuillez corriger ou donner des explications au QG. </w:t>
         <w:br/>
-        <w:t xml:space="preserve">- Peu probable! SOKHNA NDIAYE  n'arrive pas  à comprendre un petit texte lu dans une langue locale (s02q03). Veuillez corriger ou donner des explications au QG. Attention ! Le frais de scolarité (2000 Fcfa) de SOKHNA NDIAYE en 1ére année de Primaire est relativement élevé par rapport aux autres frais de scolarités observés dans cette zone. Prière de corriger ou de confirmer avec le QG. </w:t>
+        <w:t xml:space="preserve">- Peu probable! SOKHNA NDIAYE  n'arrive pas  à comprendre un petit texte lu dans une langue locale (s02q03). Veuillez corriger ou donner des explications au QG. </w:t>
         <w:br/>
         <w:t>- Peu probable! SOKHNA SÉNE  n'arrive pas  à comprendre un petit texte lu dans une langue locale (s02q03). Veuillez corriger ou donner des explications au QG. Peu probable! SOKHNA SÉNE  ne sait ni lire, ni écrire, ni comprendre dans aucune des langues  (s02q01,s02q02,s02q03). Veuillez corriger ou donner des explications au QG. La raison principale que SOKHNA SÉNE n'a pas fait des études dans une école formelle est préfèrence école coranique et semble exister dans les modalités, prière de prendre attache avec le QG pour plus d'explication afin de la classer bien.</w:t>
       </w:r>
@@ -1056,7 +1054,7 @@
         <w:rPr>
           <w:sz w:val="20"/>
         </w:rPr>
-        <w:t>- Attention ! Le prix unitaire d'achat (150 Fcfa) de Carpe séchée en Morceau (Portion) (Moyen) est relativement élevé par rapport aux autres prix observés dans cette zone. Prière de corriger ou de confirmer avec le QG. Attention ! Le prix unitaire d'achat (50 Fcfa) de Aubergine   en Pièce (Moyen) est relativement faible par rapport aux autres prix observés dans cette zone. Prière de corriger ou de confirmer avec le QG. Attention ! Le prix unitaire d'achat (500 Fcfa) de Mâchoiron séchée (Kon) en Kg (taille unique) est relativement faible par rapport aux autres prix observés dans cette zone. Prière de corriger ou de confirmer avec le QG. Attention ! Le prix unitaire d'achat (5000 Fcfa) de Oignon frais en Kg (taille unique) est relativement élevé par rapport aux autres prix observés dans cette zone. Prière de corriger ou de confirmer avec le QG. Avertissement!!! Le ménage a consommé 3 Paquet Petit de Thé en sachet, cette quantité semble anormale pour une consommation des 7 derniers jours.Prière de corriger ou de confirmer avec le QG. Avertissement!! le prix unitaire (125 Fcfa) de Thé en sachet (unité: Paquet) de taille Petit est très faible ou élevé. Prière de corriger ou de confirmer avec le QG. Incohérence!! Dans ce ménage, chaque individus consomme par jour 12.97286 Kg  de cereale; Prière de revoir les quantités prises de ces produits. Incohérence!! Dans ce ménage, chaque individus consomme par jour 12.97286 Kg  de cereale; Prière de revoir les quantités prises de ces produits.</w:t>
+        <w:t>- Attention ! Le prix unitaire d'achat (125 Fcfa) de Ail en Gousse (Moyen) est relativement élevé par rapport aux autres prix observés dans cette zone. Prière de corriger ou de confirmer avec le QG. Attention ! Le prix unitaire d'achat (150 Fcfa) de Café en poudre soluble en Sachets (Moyen) est relativement faible par rapport aux autres prix observés dans cette zone. Prière de corriger ou de confirmer avec le QG. Attention ! Le prix unitaire d'achat (150 Fcfa) de Carpe séchée en Morceau (Portion) (Moyen) est relativement élevé par rapport aux autres prix observés dans cette zone. Prière de corriger ou de confirmer avec le QG. Attention ! Le prix unitaire d'achat (50 Fcfa) de Aubergine   en Pièce (Moyen) est relativement faible par rapport aux autres prix observés dans cette zone. Prière de corriger ou de confirmer avec le QG. Attention ! Le prix unitaire d'achat (500 Fcfa) de Mâchoiron séchée (Kon) en Kg (taille unique) est relativement faible par rapport aux autres prix observés dans cette zone. Prière de corriger ou de confirmer avec le QG. Attention ! Le prix unitaire d'achat (5000 Fcfa) de Oignon frais en Kg (taille unique) est relativement élevé par rapport aux autres prix observés dans cette zone. Prière de corriger ou de confirmer avec le QG. Avertissement!!! Le ménage a consommé 3 Paquet Petit de Thé en sachet, cette quantité semble anormale pour une consommation des 7 derniers jours.Prière de corriger ou de confirmer avec le QG. Avertissement!! le prix unitaire (125 Fcfa) de Thé en sachet (unité: Paquet) de taille Petit est très faible ou élevé. Prière de corriger ou de confirmer avec le QG. Incohérence!! Dans ce ménage, chaque individus consomme par jour 20.94054 Kg  de cereale; Prière de revoir les quantités prises de ces produits. Incohérence!! Dans ce ménage, chaque individus consomme par jour 20.94054 Kg  de cereale; Prière de revoir les quantités prises de ces produits.</w:t>
       </w:r>
     </w:p>
     <w:p>
@@ -1544,7 +1542,7 @@
         <w:rPr>
           <w:sz w:val="20"/>
         </w:rPr>
-        <w:t>- Attention ! Le prix unitaire d'achat (100 Fcfa) de Poivre en Sachets (Petit) est relativement élevé par rapport aux autres prix observés dans cette zone. Prière de corriger ou de confirmer avec le QG. Attention ! Le prix unitaire d'achat (50 Fcfa) de Aubergine   en Pièce (Moyen) est relativement faible par rapport aux autres prix observés dans cette zone. Prière de corriger ou de confirmer avec le QG. Avertissement!!! Le ménage a consommé 10 Pièce Petit de Caramel, bonbons, confiseries, etc., cette quantité semble anormale pour une consommation des 7 derniers jours.Prière de corriger ou de confirmer avec le QG. Avertissement!!! Le ménage a consommé 4 Paquet Petit de Thé en sachet, cette quantité semble anormale pour une consommation des 7 derniers jours.Prière de corriger ou de confirmer avec le QG. Avertissement!! le prix unitaire (100 Fcfa) de Thé en sachet (unité: Paquet) de taille Petit est très faible ou élevé. Prière de corriger ou de confirmer avec le QG. Incohérence!! Dans ce ménage, chaque individus consomme par jour 7.476714 Kg  de cereale; Prière de revoir les quantités prises de ces produits. Incohérence!! Dans ce ménage, chaque individus consomme par jour 7.476714 Kg  de cereale; Prière de revoir les quantités prises de ces produits. Incohérence!! Dans ce ménage, chaque individus consomme par jour 7.476714 Kg  de cereale; Prière de revoir les quantités prises de ces produits.</w:t>
+        <w:t>- Attention ! Le prix unitaire d'achat (100 Fcfa) de Poivre en Sachets (Petit) est relativement élevé par rapport aux autres prix observés dans cette zone. Prière de corriger ou de confirmer avec le QG. Attention ! Le prix unitaire d'achat (150 Fcfa) de Ail en Gousse (Moyen) est relativement élevé par rapport aux autres prix observés dans cette zone. Prière de corriger ou de confirmer avec le QG. Attention ! Le prix unitaire d'achat (50 Fcfa) de Aubergine   en Pièce (Moyen) est relativement faible par rapport aux autres prix observés dans cette zone. Prière de corriger ou de confirmer avec le QG. Attention ! Soupçons de quantité anormale! Le ménage de MODOU DIOUF avec une taille de 10 personnes a consommé 8 Morceau (Portion) en Moyen de Courge qui est relativement élevé comme consommation par rapport à la condition de vie des autres ménages de même taille dans cette zone. Prière de corriger ou de confirmer avec le QG. Avertissement!!! Le ménage a consommé 10 Pièce Petit de Caramel, bonbons, confiseries, etc., cette quantité semble anormale pour une consommation des 7 derniers jours.Prière de corriger ou de confirmer avec le QG. Avertissement!!! Le ménage a consommé 4 Paquet Petit de Thé en sachet, cette quantité semble anormale pour une consommation des 7 derniers jours.Prière de corriger ou de confirmer avec le QG. Avertissement!! le prix unitaire (100 Fcfa) de Thé en sachet (unité: Paquet) de taille Petit est très faible ou élevé. Prière de corriger ou de confirmer avec le QG. Incohérence!! Dans ce ménage, chaque individus consomme par jour 15.20529 Kg  de cereale; Prière de revoir les quantités prises de ces produits. Incohérence!! Dans ce ménage, chaque individus consomme par jour 15.20529 Kg  de cereale; Prière de revoir les quantités prises de ces produits. Incohérence!! Dans ce ménage, chaque individus consomme par jour 15.20529 Kg  de cereale; Prière de revoir les quantités prises de ces produits.</w:t>
       </w:r>
     </w:p>
     <w:p>
@@ -2053,7 +2051,7 @@
         <w:br/>
         <w:t xml:space="preserve">- Peu probable! ADAMA DIOP  n'arrive pas  à comprendre un petit texte lu dans une langue locale (s02q03). Veuillez corriger ou donner des explications au QG. </w:t>
         <w:br/>
-        <w:t xml:space="preserve">- Peu probable! ADJMA DIOP  n'arrive pas  à comprendre un petit texte lu dans une langue locale (s02q03). Veuillez corriger ou donner des explications au QG. Attention ! Le frais de scolarité (2000 Fcfa) de ADJMA DIOP en 1ére année de Primaire est relativement élevé par rapport aux autres frais de scolarités observés dans cette zone. Prière de corriger ou de confirmer avec le QG. </w:t>
+        <w:t xml:space="preserve">- Peu probable! ADJMA DIOP  n'arrive pas  à comprendre un petit texte lu dans une langue locale (s02q03). Veuillez corriger ou donner des explications au QG. </w:t>
         <w:br/>
         <w:t xml:space="preserve">- Peu probable! ASTOU NDIAYE  n'arrive pas  à comprendre un petit texte lu dans une langue locale (s02q03). Veuillez corriger ou donner des explications au QG. Peu probable! ASTOU NDIAYE  ne sait ni lire, ni écrire, ni comprendre dans aucune des langues  (s02q01,s02q02,s02q03). Veuillez corriger ou donner des explications au QG. </w:t>
         <w:br/>
@@ -2198,7 +2196,7 @@
         <w:rPr>
           <w:sz w:val="20"/>
         </w:rPr>
-        <w:t>- Attention ! Le prix unitaire d'achat (200 Fcfa) de Carpe séchée en Morceau (Portion) (Moyen) est relativement élevé par rapport aux autres prix observés dans cette zone. Prière de corriger ou de confirmer avec le QG. Avertissement!! La quantité (8 litre) du produit Huile de soja  consommée  par le ménage semble très élevé, prière de corriger ou confirmer avec le QG. Avertissement!!! Le ménage a consommé 5 Paquet Petit de Thé en sachet, cette quantité semble anormale pour une consommation des 7 derniers jours.Prière de corriger ou de confirmer avec le QG. Avertissement!! le prix unitaire (100 Fcfa) de Thé en sachet (unité: Paquet) de taille Petit est très faible ou élevé. Prière de corriger ou de confirmer avec le QG. Avertissement!!! Le ménage a consommé 8 Pièce Moyen de Mâchoiron séchée (Kon), cette quantité semble anormale pour une consommation des 7 derniers jours.Prière de corriger ou de confirmer avec le QG. Attention ! Le prix unitaire d'achat (500 Fcfa) de Mâchoiron séchée (Kon) en Kg (taille unique) est relativement faible par rapport aux autres prix observés dans cette zone. Prière de corriger ou de confirmer avec le QG. Incohérence!! Dans ce ménage, chaque individus consomme par jour 8.37963 Kg  de cereale; Prière de revoir les quantités prises de ces produits. Incohérence!! Dans ce ménage, chaque individus consomme par jour 8.37963 Kg  de cereale; Prière de revoir les quantités prises de ces produits. Le prix d'achat unitaire (1750 Fcfa) de Riz importé parfumé en Sac (50 Kg) de taille taille unique est très faible, prière de regarder les reponses prises dans les questions s07bq07a s07bq07b s07bq07c s07bq08 pour mieux corriger. Attention ! Le prix unitaire d'achat (1750 Fcfa) de Riz importé parfumé en Sac (50 Kg) (taille unique) est relativement faible par rapport aux autres prix observés dans cette zone. Prière de corriger ou de confirmer avec le QG.</w:t>
+        <w:t>- Attention ! Le prix unitaire d'achat (100 Fcfa) de Soumbala (moutarde africaine) en Sachets (Petit) est relativement élevé par rapport aux autres prix observés dans cette zone. Prière de corriger ou de confirmer avec le QG. Attention ! Le prix unitaire d'achat (150 Fcfa) de Escargots en Morceau (Portion) (Moyen) est relativement élevé par rapport aux autres prix observés dans cette zone. Prière de corriger ou de confirmer avec le QG. Attention ! Le prix unitaire d'achat (200 Fcfa) de Carpe séchée en Morceau (Portion) (Moyen) est relativement élevé par rapport aux autres prix observés dans cette zone. Prière de corriger ou de confirmer avec le QG. Avertissement!! La quantité (8 litre) du produit Huile de soja  consommée  par le ménage semble très élevé, prière de corriger ou confirmer avec le QG. Avertissement!!! Le ménage a consommé 5 Paquet Petit de Thé en sachet, cette quantité semble anormale pour une consommation des 7 derniers jours.Prière de corriger ou de confirmer avec le QG. Avertissement!! le prix unitaire (100 Fcfa) de Thé en sachet (unité: Paquet) de taille Petit est très faible ou élevé. Prière de corriger ou de confirmer avec le QG. Avertissement!!! Le ménage a consommé 8 Pièce Moyen de Mâchoiron séchée (Kon), cette quantité semble anormale pour une consommation des 7 derniers jours.Prière de corriger ou de confirmer avec le QG. Attention ! Le prix unitaire d'achat (500 Fcfa) de Mâchoiron séchée (Kon) en Kg (taille unique) est relativement faible par rapport aux autres prix observés dans cette zone. Prière de corriger ou de confirmer avec le QG. Incohérence!! Dans ce ménage, chaque individus consomme par jour 14.18122 Kg  de cereale; Prière de revoir les quantités prises de ces produits. Incohérence!! Dans ce ménage, chaque individus consomme par jour 14.18122 Kg  de cereale; Prière de revoir les quantités prises de ces produits. Le prix d'achat unitaire (1750 Fcfa) de Riz importé parfumé en Sac (50 Kg) de taille taille unique est très faible, prière de regarder les reponses prises dans les questions s07bq07a s07bq07b s07bq07c s07bq08 pour mieux corriger. Attention ! Le prix unitaire d'achat (1750 Fcfa) de Riz importé parfumé en Sac (50 Kg) (taille unique) est relativement faible par rapport aux autres prix observés dans cette zone. Prière de corriger ou de confirmer avec le QG.</w:t>
       </w:r>
     </w:p>
     <w:p>
@@ -2820,7 +2818,7 @@
         <w:rPr>
           <w:sz w:val="20"/>
         </w:rPr>
-        <w:t>- Avertissement!!! Le ménage a consommé 0.06 Kg taille unique de Farine de blé locale ou importée, cette quantité semble anormale pour une consommation des 7 derniers jours. prière de corriger ou de confirmer avec le QG. Incohérence!! Dans ce ménage, chaque individus consomme par jour 22.46515 Kg  de cereale; Prière de revoir les quantités prises de ces produits. Le prix d'achat unitaire (2083.333 Fcfa) de Farine de blé locale ou importée en Kg de taille taille unique semble élevé, prière de regarder les reponses prises dans les questions s07bq07a s07bq07b s07bq07c s07bq08 pour mieux corriger. Attention ! Le prix unitaire d'achat (2083.333 Fcfa) de Farine de blé locale ou importée en Kg (taille unique) est relativement élevé par rapport aux autres prix observés dans cette zone. Prière de corriger ou de confirmer avec le QG. Attention ! Soupçons de quantité anormale! Le ménage de MATAR FAYE avec une taille de 10 personnes a consommé .06 Kg en taille unique de Farine de blé locale ou importée qui est relativement élevé comme consommation par rapport à la condition de vie des autres ménages de même taille dans cette zone. Prière de corriger ou de confirmer avec le QG. Avertissement!!! Le ménage a consommé 7 Paquet Petit de Thé en sachet, cette quantité semble anormale pour une consommation des 7 derniers jours.Prière de corriger ou de confirmer avec le QG. Avertissement!! le prix unitaire (150 Fcfa) de Thé en sachet (unité: Paquet) de taille Petit est très faible ou élevé. Prière de corriger ou de confirmer avec le QG. Incohérence!! Dans ce ménage, chaque individus consomme par jour 22.46515 Kg  de cereale; Prière de revoir les quantités prises de ces produits. Incohérence!! Dans ce ménage, chaque individus consomme par jour 22.46515 Kg  de cereale; Prière de revoir les quantités prises de ces produits.</w:t>
+        <w:t>- Attention ! Le prix unitaire d'achat (100 Fcfa) de Ail en Sachets (Petit) est relativement élevé par rapport aux autres prix observés dans cette zone. Prière de corriger ou de confirmer avec le QG. Attention ! Le prix unitaire d'achat (100 Fcfa) de Aubergine sauvage  en Pièce (Petit) est relativement élevé par rapport aux autres prix observés dans cette zone. Prière de corriger ou de confirmer avec le QG. Attention ! Le prix unitaire d'achat (33.33333 Fcfa) de Piment frais en Pièce (Petit) est relativement faible par rapport aux autres prix observés dans cette zone. Prière de corriger ou de confirmer avec le QG. Attention ! Le prix unitaire d'achat (4000 Fcfa) de Café en poudre soluble en Sachets (Moyen) est relativement élevé par rapport aux autres prix observés dans cette zone. Prière de corriger ou de confirmer avec le QG. Avertissement!!! Le ménage a consommé 0.06 Kg taille unique de Farine de blé locale ou importée, cette quantité semble anormale pour une consommation des 7 derniers jours. prière de corriger ou de confirmer avec le QG. Incohérence!! Dans ce ménage, chaque individus consomme par jour 39.71314 Kg  de cereale; Prière de revoir les quantités prises de ces produits. Le prix d'achat unitaire (2083.333 Fcfa) de Farine de blé locale ou importée en Kg de taille taille unique semble élevé, prière de regarder les reponses prises dans les questions s07bq07a s07bq07b s07bq07c s07bq08 pour mieux corriger. Attention ! Soupçons de quantité anormale! Le ménage de MATAR FAYE avec une taille de 10 personnes a consommé .06 Kg en taille unique de Farine de blé locale ou importée qui est relativement élevé comme consommation par rapport à la condition de vie des autres ménages de même taille dans cette zone. Prière de corriger ou de confirmer avec le QG. Avertissement!!! Le ménage a consommé 7 Paquet Petit de Thé en sachet, cette quantité semble anormale pour une consommation des 7 derniers jours.Prière de corriger ou de confirmer avec le QG. Avertissement!! le prix unitaire (150 Fcfa) de Thé en sachet (unité: Paquet) de taille Petit est très faible ou élevé. Prière de corriger ou de confirmer avec le QG. Incohérence!! Dans ce ménage, chaque individus consomme par jour 39.71314 Kg  de cereale; Prière de revoir les quantités prises de ces produits. Incohérence!! Dans ce ménage, chaque individus consomme par jour 39.71314 Kg  de cereale; Prière de revoir les quantités prises de ces produits.</w:t>
       </w:r>
     </w:p>
     <w:p>
@@ -2952,7 +2950,7 @@
         </w:rPr>
         <w:t xml:space="preserve">- Avertissement! Le prix de vente (200000 Fcfa) d'un Equins (Chevaux) est trop petit ou élevé. Veuillez confirmer ces informations avec le QG ou apporter les corrections nécessaires. </w:t>
         <w:br/>
-        <w:t>- Avertissement! la valeur de l'achat (660 Fcfa) d'un Poules / poulets est trop petite ou élevée. Veuillez confirmer ces informations avec le QG ou apporter les corrections nécessaires. Attention ! Le ménage a acheté 50 Poules / poulets à 33000 donc un prix unitaire d'achat (660 Fcfa) qui  est relativement faible par rapport aux autres prix observés dans cette zone. Prière de corriger ou de confirmer avec le QG.</w:t>
+        <w:t>- Avertissement! la valeur de l'achat (660 Fcfa) d'un Poules / poulets est trop petite ou élevée. Veuillez confirmer ces informations avec le QG ou apporter les corrections nécessaires.</w:t>
       </w:r>
     </w:p>
     <w:p>
@@ -3426,7 +3424,7 @@
         <w:rPr>
           <w:sz w:val="20"/>
         </w:rPr>
-        <w:t>- Attention ! Le prix unitaire d'achat (100 Fcfa) de Carotte en Tas (Moyen) est relativement faible par rapport aux autres prix observés dans cette zone. Prière de corriger ou de confirmer avec le QG. Attention ! Le prix unitaire d'achat (100 Fcfa) de Cube alimentaire (Maggi, Jumbo, ) en Cube (Petit) est relativement élevé par rapport aux autres prix observés dans cette zone. Prière de corriger ou de confirmer avec le QG. Avertissement!! La quantité (4 litre) du produit Huile de soja  consommée  par le ménage semble très élevé, prière de corriger ou confirmer avec le QG. Avertissement!!! Le ménage a consommé 3 Cuillère Moyen de Pâte d'arachide, cette quantité semble anormale pour une consommation des 7 derniers jours. Etes vous sur d'avoir selectionner la bonne unitée ? prière de verifier et corriger. Avertissement!!! Le ménage a consommé 4 Paquet Petit de Thé en sachet, cette quantité semble anormale pour une consommation des 7 derniers jours.Prière de corriger ou de confirmer avec le QG. Avertissement!! le prix unitaire (100 Fcfa) de Thé en sachet (unité: Paquet) de taille Petit est très faible ou élevé. Prière de corriger ou de confirmer avec le QG. Incohérence!! Dans ce ménage, chaque individus consomme par jour 56.82714 Kg  de cereale; Prière de revoir les quantités prises de ces produits. Incohérence!! Dans ce ménage, chaque individus consomme par jour 56.82714 Kg  de cereale; Prière de revoir les quantités prises de ces produits.</w:t>
+        <w:t>- Attention ! Le prix unitaire d'achat (100 Fcfa) de Cube alimentaire (Maggi, Jumbo, ) en Cube (Petit) est relativement élevé par rapport aux autres prix observés dans cette zone. Prière de corriger ou de confirmer avec le QG. Attention ! Le prix unitaire d'achat (150 Fcfa) de Escargots en Morceau (Portion) (Moyen) est relativement élevé par rapport aux autres prix observés dans cette zone. Prière de corriger ou de confirmer avec le QG. Attention ! Soupçons de quantité anormale! Le ménage de BELE SENE avec une taille de 4 personnes a consommé 8 Pièce en Moyen de Aubergine sauvage  qui est relativement élevé comme consommation par rapport à la condition de vie des autres ménages de même taille dans cette zone. Prière de corriger ou de confirmer avec le QG. Avertissement!! La quantité (4 litre) du produit Huile de soja  consommée  par le ménage semble très élevé, prière de corriger ou confirmer avec le QG. Attention ! Soupçons de quantité anormale! Le ménage de BELE SENE avec une taille de 4 personnes a consommé 4 Litre en taille unique de Huile de soja  qui est relativement élevé comme consommation par rapport à la condition de vie des autres ménages de même taille dans cette zone. Prière de corriger ou de confirmer avec le QG. Avertissement!!! Le ménage a consommé 3 Cuillère Moyen de Pâte d'arachide, cette quantité semble anormale pour une consommation des 7 derniers jours. Etes vous sur d'avoir selectionner la bonne unitée ? prière de verifier et corriger. Avertissement!!! Le ménage a consommé 4 Paquet Petit de Thé en sachet, cette quantité semble anormale pour une consommation des 7 derniers jours.Prière de corriger ou de confirmer avec le QG. Avertissement!! le prix unitaire (100 Fcfa) de Thé en sachet (unité: Paquet) de taille Petit est très faible ou élevé. Prière de corriger ou de confirmer avec le QG. Incohérence!! Dans ce ménage, chaque individus consomme par jour 107.7332 Kg  de cereale; Prière de revoir les quantités prises de ces produits. Incohérence!! Dans ce ménage, chaque individus consomme par jour 107.7332 Kg  de cereale; Prière de revoir les quantités prises de ces produits.</w:t>
       </w:r>
     </w:p>
     <w:p>
@@ -3513,27 +3511,6 @@
           <w:sz w:val="20"/>
         </w:rPr>
         <w:t>- Le nombre de pièces occupés est superieur aux nombre de personne vivant dans le ménage. Avertissement!! La distance (en mètres) qui sépare le ménage de la principale source d'approvisionnement en eau de boisson semble très élevé, prière de corriger ou confirmer avec le QG. Comment votre ménage se débarrasse-t-il de ses ordures ménagères, prière de classer ces autres à preciser car ils existent dejà.  Le document atteste de vos droits de propriété est heritage et semble exister dans les modalités, prière de prendre attache avec le QG pour plus d'explication afin de la classer bien.  Le  principal matériau de toit est zinc et semble exister dans les modalités, prière de prendre attache avec le QG pour plus d'explication afin de la classer bien.  En cas de coupure de courant du réseau, la source d’énergie que le ménage utilise est torche et semble exister dans les modalités, prière de prendre attache avec le QG pour plus d'explication afin de la classer bien.  Le ménage se débarrasse de ses ordures ménagères avec AU CHAMPS et semble exister dans les modalités, prière de prendre attache avec le QG pour plus d'explication afin de la classer bien.</w:t>
-      </w:r>
-    </w:p>
-    <w:p>
-      <w:r>
-        <w:rPr>
-          <w:b/>
-          <w:color w:val="4672C4"/>
-          <w:sz w:val="22"/>
-        </w:rPr>
-        <w:t>&gt;&gt; Section12 - Actifs du menage</w:t>
-      </w:r>
-    </w:p>
-    <w:p>
-      <w:pPr>
-        <w:ind w:left="283"/>
-      </w:pPr>
-      <w:r>
-        <w:rPr>
-          <w:sz w:val="20"/>
-        </w:rPr>
-        <w:t>- Attention ! Moto/Vélomoteur/Tricycle à moteur a été achété à 600000 Fcfa est relativement élevé par rapport aux autres prix d'achat observés dans cette zone. Prière de corriger ou de confirmer avec le QG.</w:t>
       </w:r>
     </w:p>
     <w:p>
@@ -3644,7 +3621,7 @@
         <w:rPr>
           <w:sz w:val="20"/>
         </w:rPr>
-        <w:t>- Avertissement! la valeur de l'achat (750 Fcfa) d'un Poules / poulets est trop petite ou élevée. Veuillez confirmer ces informations avec le QG ou apporter les corrections nécessaires. Attention ! Le ménage a acheté 8 Poules / poulets à 6000 donc un prix unitaire d'achat (750 Fcfa) qui  est relativement faible par rapport aux autres prix observés dans cette zone. Prière de corriger ou de confirmer avec le QG.</w:t>
+        <w:t>- Avertissement! la valeur de l'achat (750 Fcfa) d'un Poules / poulets est trop petite ou élevée. Veuillez confirmer ces informations avec le QG ou apporter les corrections nécessaires.</w:t>
       </w:r>
     </w:p>
     <w:p>
@@ -3665,7 +3642,9 @@
         <w:rPr>
           <w:sz w:val="20"/>
         </w:rPr>
-        <w:t>- Attention ! Houe/daba/hilaire a été achété à 6000 Fcfa est relativement élevé par rapport aux autres prix d'achat observés dans cette zone. Prière de corriger ou de confirmer avec le QG. Attention ! Houe/daba/hilaire a été revendu à 6000 Fcfa qui est relativement élevé par rapport aux autres prix de revente observés dans cette zone. Prière de corriger ou de confirmer avec le QG.</w:t>
+        <w:t xml:space="preserve">- Attention ! Houe/daba/hilaire a été achété à 6000 Fcfa est relativement élevé par rapport aux autres prix d'achat observés dans cette zone. Prière de corriger ou de confirmer avec le QG. Attention ! Houe/daba/hilaire a été revendu à 6000 Fcfa qui est relativement élevé par rapport aux autres prix de revente observés dans cette zone. Prière de corriger ou de confirmer avec le QG. </w:t>
+        <w:br/>
+        <w:t>- Attention ! Semoir a été revendu à 200000 Fcfa qui est relativement élevé par rapport aux autres prix de revente observés dans cette zone. Prière de corriger ou de confirmer avec le QG.</w:t>
       </w:r>
     </w:p>
     <w:p>
@@ -4051,7 +4030,7 @@
         <w:br/>
         <w:t xml:space="preserve">- Peu probable! Djinde Sow 1  n'arrive pas  à comprendre un petit texte lu dans une langue locale (s02q03). Veuillez corriger ou donner des explications au QG. Peu probable! Djinde Sow 1  ne sait ni lire, ni écrire, ni comprendre dans aucune des langues  (s02q01,s02q02,s02q03). Veuillez corriger ou donner des explications au QG. </w:t>
         <w:br/>
-        <w:t xml:space="preserve">- Peu probable! Ibrahima Sy  n'arrive pas  à comprendre un petit texte lu dans une langue locale (s02q03). Veuillez corriger ou donner des explications au QG. Peu probable! Ibrahima Sy  ne sait ni lire, ni écrire, ni comprendre dans aucune des langues  (s02q01,s02q02,s02q03). Veuillez corriger ou donner des explications au QG. Peu plausible Ibrahima Sy fréquente au minimum le fondamental 1 mais ne sait ni lire ni comprendre la langue française, prière de corriger ou de confirmer avec le QG merci. Attention ! Le frais de scolarité (2000 Fcfa) de Ibrahima Sy en 1ére année de Primaire est relativement élevé par rapport aux autres frais de scolarités observés dans cette zone. Prière de corriger ou de confirmer avec le QG. </w:t>
+        <w:t xml:space="preserve">- Peu probable! Ibrahima Sy  n'arrive pas  à comprendre un petit texte lu dans une langue locale (s02q03). Veuillez corriger ou donner des explications au QG. Peu probable! Ibrahima Sy  ne sait ni lire, ni écrire, ni comprendre dans aucune des langues  (s02q01,s02q02,s02q03). Veuillez corriger ou donner des explications au QG. Peu plausible Ibrahima Sy fréquente au minimum le fondamental 1 mais ne sait ni lire ni comprendre la langue française, prière de corriger ou de confirmer avec le QG merci. </w:t>
         <w:br/>
         <w:t xml:space="preserve">- Peu probable! Mawdo Sow  n'arrive pas  à comprendre un petit texte lu dans une langue locale (s02q03). Veuillez corriger ou donner des explications au QG. Peu probable! Mawdo Sow  ne sait ni lire, ni écrire, ni comprendre dans aucune des langues  (s02q01,s02q02,s02q03). Veuillez corriger ou donner des explications au QG. </w:t>
         <w:br/>
@@ -4147,7 +4126,7 @@
         <w:rPr>
           <w:sz w:val="20"/>
         </w:rPr>
-        <w:t>- Attention ! Le prix unitaire d'achat (1000 Fcfa) de Pomme de terre en Kg (taille unique) est relativement élevé par rapport aux autres prix observés dans cette zone. Prière de corriger ou de confirmer avec le QG. Attention ! Le prix unitaire d'achat (500 Fcfa) de Carotte en Tas (Moyen) est relativement élevé par rapport aux autres prix observés dans cette zone. Prière de corriger ou de confirmer avec le QG. Attention ! Le prix unitaire d'achat (500 Fcfa) de Soumbala (moutarde africaine) en Sachets (Moyen) est relativement élevé par rapport aux autres prix observés dans cette zone. Prière de corriger ou de confirmer avec le QG. Avertissement!! La quantité (3.5 litre) du produit Huile d'arachide (Segal) Artisanale consommée  par le ménage semble très élevé, prière de corriger ou confirmer avec le QG. Avertissement!!! Le ménage a consommé 9 Paquet Petit de Thé en sachet, cette quantité semble anormale pour une consommation des 7 derniers jours.Prière de corriger ou de confirmer avec le QG. Avertissement!! le prix unitaire (150 Fcfa) de Thé en sachet (unité: Paquet) de taille Petit est très faible ou élevé. Prière de corriger ou de confirmer avec le QG. Incohérence!! Dans ce ménage, chaque individus consomme par jour 17.33388 Kg  de cereale; Prière de revoir les quantités prises de ces produits. Incohérence!! Dans ce ménage, chaque individus consomme par jour 17.33388 Kg  de cereale; Prière de revoir les quantités prises de ces produits. Incohérence!! Dans ce ménage, chaque individus consomme par jour 17.33388 Kg  de cereale; Prière de revoir les quantités prises de ces produits. Incohérence!! Dans ce ménage, chaque individus consomme par jour 17.33388 Kg  de cereale; Prière de revoir les quantités prises de ces produits. Le prix d'achat unitaire (12000 Fcfa) de Noix de cola en Kg de taille taille unique prière de regarder les reponses prises dans les questions s07bq07a s07bq07b s07bq07c s07bq08 pour mieux corriger. Le prix d'achat unitaire (6000 Fcfa) de Poivre en Kg de taille taille unique prière de regarder les reponses prises dans les questions s07bq07a s07bq07b s07bq07c s07bq08 pour mieux corriger.</w:t>
+        <w:t>- Attention ! Le prix unitaire d'achat (4000 Fcfa) de Piment séché en Kg (taille unique) est relativement élevé par rapport aux autres prix observés dans cette zone. Prière de corriger ou de confirmer avec le QG. Attention ! Le prix unitaire d'achat (500 Fcfa) de Carotte en Tas (Moyen) est relativement élevé par rapport aux autres prix observés dans cette zone. Prière de corriger ou de confirmer avec le QG. Attention ! Le prix unitaire d'achat (500 Fcfa) de Soumbala (moutarde africaine) en Sachets (Moyen) est relativement élevé par rapport aux autres prix observés dans cette zone. Prière de corriger ou de confirmer avec le QG. Attention ! Le prix unitaire d'achat (650 Fcfa) de Sucre en poudre  en Kg (taille unique) est relativement élevé par rapport aux autres prix observés dans cette zone. Prière de corriger ou de confirmer avec le QG. Avertissement!! La quantité (3.5 litre) du produit Huile d'arachide (Segal) Artisanale consommée  par le ménage semble très élevé, prière de corriger ou confirmer avec le QG. Avertissement!!! Le ménage a consommé 9 Paquet Petit de Thé en sachet, cette quantité semble anormale pour une consommation des 7 derniers jours.Prière de corriger ou de confirmer avec le QG. Avertissement!! le prix unitaire (150 Fcfa) de Thé en sachet (unité: Paquet) de taille Petit est très faible ou élevé. Prière de corriger ou de confirmer avec le QG. Incohérence!! Dans ce ménage, chaque individus consomme par jour 28.11286 Kg  de cereale; Prière de revoir les quantités prises de ces produits. Incohérence!! Dans ce ménage, chaque individus consomme par jour 28.11286 Kg  de cereale; Prière de revoir les quantités prises de ces produits. Incohérence!! Dans ce ménage, chaque individus consomme par jour 28.11286 Kg  de cereale; Prière de revoir les quantités prises de ces produits. Incohérence!! Dans ce ménage, chaque individus consomme par jour 28.11286 Kg  de cereale; Prière de revoir les quantités prises de ces produits. Le prix d'achat unitaire (12000 Fcfa) de Noix de cola en Kg de taille taille unique prière de regarder les reponses prises dans les questions s07bq07a s07bq07b s07bq07c s07bq08 pour mieux corriger. Le prix d'achat unitaire (6000 Fcfa) de Poivre en Kg de taille taille unique prière de regarder les reponses prises dans les questions s07bq07a s07bq07b s07bq07c s07bq08 pour mieux corriger. Attention ! Le prix unitaire d'achat (6000 Fcfa) de Poivre en Kg (taille unique) est relativement élevé par rapport aux autres prix observés dans cette zone. Prière de corriger ou de confirmer avec le QG.</w:t>
       </w:r>
     </w:p>
     <w:p>
@@ -4253,8 +4232,6 @@
           <w:sz w:val="20"/>
         </w:rPr>
         <w:t xml:space="preserve">- Attention ! Antenne parabolique / décodeur a été achété à 15000 Fcfa est relativement élevé par rapport aux autres prix d'achat observés dans cette zone. Prière de corriger ou de confirmer avec le QG. </w:t>
-        <w:br/>
-        <w:t xml:space="preserve">- Attention ! Armoires et autres meubles a été revendu à 240000 Fcfa qui est relativement élevé par rapport aux autres prix de revente observés dans cette zone. Prière de corriger ou de confirmer avec le QG. </w:t>
         <w:br/>
         <w:t xml:space="preserve">- Attention ! Foyers améliorés a été achété à 10000 Fcfa est relativement élevé par rapport aux autres prix d'achat observés dans cette zone. Prière de corriger ou de confirmer avec le QG. </w:t>
         <w:br/>
@@ -4706,29 +4683,6 @@
           <w:color w:val="4672C4"/>
           <w:sz w:val="22"/>
         </w:rPr>
-        <w:t>&gt;&gt; Section1 - Caracteristiques des membres</w:t>
-      </w:r>
-    </w:p>
-    <w:p>
-      <w:pPr>
-        <w:ind w:left="283"/>
-      </w:pPr>
-      <w:r>
-        <w:rPr>
-          <w:sz w:val="20"/>
-        </w:rPr>
-        <w:t xml:space="preserve">- Incoherence! Awa Ndiaye dispose d'un téléphone portable à s01q39, donc la raison évoquée ne peut pas être (ne dispose pas d'appareil). </w:t>
-        <w:br/>
-        <w:t>- Incoherence! Ngouye Dione dispose d'un téléphone portable à s01q39, donc la raison évoquée ne peut pas être (ne dispose pas d'appareil).</w:t>
-      </w:r>
-    </w:p>
-    <w:p>
-      <w:r>
-        <w:rPr>
-          <w:b/>
-          <w:color w:val="4672C4"/>
-          <w:sz w:val="22"/>
-        </w:rPr>
         <w:t>&gt;&gt; Section2 - Education</w:t>
       </w:r>
     </w:p>
@@ -4794,7 +4748,7 @@
         <w:rPr>
           <w:sz w:val="20"/>
         </w:rPr>
-        <w:t>- Attention ! Le prix unitaire d'achat (1000 Fcfa) de Capitaine frais en Tas (Petit) est relativement élevé par rapport aux autres prix observés dans cette zone. Prière de corriger ou de confirmer avec le QG. Attention ! Le prix unitaire d'achat (750 Fcfa) de Pastèque en Pièce (Moyen) est relativement élevé par rapport aux autres prix observés dans cette zone. Prière de corriger ou de confirmer avec le QG. Attention ! Le prix unitaire d'achat (83.33334 Fcfa) de Pain moderne (Baguette) en miche (Moyen) est relativement faible par rapport aux autres prix observés dans cette zone. Prière de corriger ou de confirmer avec le QG. Avertissement!!! Le ménage a consommé 3 Paquet Petit de Thé en sachet, cette quantité semble anormale pour une consommation des 7 derniers jours.Prière de corriger ou de confirmer avec le QG. Avertissement!! le prix unitaire (150 Fcfa) de Thé en sachet (unité: Paquet) de taille Petit est très faible ou élevé. Prière de corriger ou de confirmer avec le QG. Incohérence!! Dans ce ménage, chaque individus consomme par jour 33.09143 Kg  de cereale; Prière de revoir les quantités prises de ces produits. Incohérence!! Dans ce ménage, chaque individus consomme par jour 33.09143 Kg  de cereale; Prière de revoir les quantités prises de ces produits. Le prix d'achat unitaire (233.3333 Fcfa) de Riz local Gambiaka en Kg de taille  taille unique  est très faible, prière de regarder les reponses prises dans les questions s07bq07a s07bq07b s07bq07c s07bq08 pour mieux corriger. Attention ! Le prix unitaire d'achat (233.3333 Fcfa) de Riz local Gambiaka en Kg (taille unique) est relativement faible par rapport aux autres prix observés dans cette zone. Prière de corriger ou de confirmer avec le QG.</w:t>
+        <w:t>- Attention ! Le prix unitaire d'achat (1000 Fcfa) de Capitaine frais en Tas (Petit) est relativement élevé par rapport aux autres prix observés dans cette zone. Prière de corriger ou de confirmer avec le QG. Attention ! Le prix unitaire d'achat (25 Fcfa) de Piment frais en Pièce (Petit) est relativement faible par rapport aux autres prix observés dans cette zone. Prière de corriger ou de confirmer avec le QG. Attention ! Le prix unitaire d'achat (750 Fcfa) de Pastèque en Pièce (Moyen) est relativement élevé par rapport aux autres prix observés dans cette zone. Prière de corriger ou de confirmer avec le QG. Attention ! Le prix unitaire d'achat (83.33334 Fcfa) de Pain moderne (Baguette) en miche (Moyen) est relativement faible par rapport aux autres prix observés dans cette zone. Prière de corriger ou de confirmer avec le QG. Avertissement!!! Le ménage a consommé 3 Paquet Petit de Thé en sachet, cette quantité semble anormale pour une consommation des 7 derniers jours.Prière de corriger ou de confirmer avec le QG. Avertissement!! le prix unitaire (150 Fcfa) de Thé en sachet (unité: Paquet) de taille Petit est très faible ou élevé. Prière de corriger ou de confirmer avec le QG. Incohérence!! Dans ce ménage, chaque individus consomme par jour 57.24768 Kg  de cereale; Prière de revoir les quantités prises de ces produits. Incohérence!! Dans ce ménage, chaque individus consomme par jour 57.24768 Kg  de cereale; Prière de revoir les quantités prises de ces produits. Le prix d'achat unitaire (233.3333 Fcfa) de Riz local Gambiaka en Kg de taille  taille unique  est très faible, prière de regarder les reponses prises dans les questions s07bq07a s07bq07b s07bq07c s07bq08 pour mieux corriger. Attention ! Le prix unitaire d'achat (233.3333 Fcfa) de Riz local Gambiaka en Kg (taille unique) est relativement faible par rapport aux autres prix observés dans cette zone. Prière de corriger ou de confirmer avec le QG.</w:t>
       </w:r>
     </w:p>
     <w:p>
@@ -4867,7 +4821,7 @@
           <w:color w:val="4672C4"/>
           <w:sz w:val="22"/>
         </w:rPr>
-        <w:t>&gt;&gt; Section10b - caracteristiques entreprise non agricole</w:t>
+        <w:t>&gt;&gt; Section10a - Existence entreprise non agricole</w:t>
       </w:r>
     </w:p>
     <w:p>
@@ -4878,7 +4832,7 @@
         <w:rPr>
           <w:sz w:val="20"/>
         </w:rPr>
-        <w:t>- Les informations sur ces entrepises non agricole manquent, prière de les renseigner. Le montant obtenus sur les services rendus par l'entreprise ##N/A## au cours des 30 derniers jours ou durant le dernier mois où l'entreprise a fonctionné n'a pas été renseigné, prière de mettre de 0 si l'entreprise n'a pas rendu de service. Prière de renseigner les montants dans les champs (s10q46 s10q47 s10q48 s10q49 s10q50 s10q51 s10q52 s10q53 s10q54 s10q55 s10q56 s10q57), mettre 0 si l'entreprise ##N/A## n'a pas effectué des dépenses ou faire des reventes des marchandises ou des produits ou rendre de service.Cette entreprise ##N/A## dit avoir obtenu une valeur sur les marchandises vendu en etat, les marchandises vendu après transformation et les services rendus. Prière de corriger. Cette entreprise ##N/A## dit avoir obtenu une valeur sur les marchandises vendu en etat et les marchandises vendu après transformation. La main d'oeuvre familiale pour Abdou Dione ayant travaillé dans cette entreprise ##N/A## aucours des 12 derniers mois n'est pas renseigner. Prière de reneigner toutes les informations qui lui concerne. La main d'oeuvre sariale de Abdou Dione ayant travaillé dans cette entreprise ##N/A## aucours des 30 derniers jours n'est pas renseigner. Prière de reneigner toutes les informations qui lui concerne. Le Nombre  d'entreprise declaré entre 10.02 à 10.10 est different de celui declaré en 10.12, veuillez verifier cette information.</w:t>
+        <w:t>- Avertissement!!! Le ménage de NGOUYE DIONE a comme taille 8 personnes dont ils vivent à FATICK Rural et aucune d'entre ne possède une entreprise non agricole, prière de revoir cette partie de la section 10 de ce menage.</w:t>
       </w:r>
     </w:p>
     <w:p>
@@ -5277,9 +5231,7 @@
         <w:rPr>
           <w:sz w:val="20"/>
         </w:rPr>
-        <w:t xml:space="preserve">- Incoherence! El hadji Dione dispose d'un téléphone portable à s01q39, donc la raison évoquée ne peut pas être (ne dispose pas d'appareil). </w:t>
-        <w:br/>
-        <w:t>- Incoherence! Woury Sene dispose d'un téléphone portable à s01q39, donc la raison évoquée ne peut pas être (ne dispose pas d'appareil). Incoherence! La mère de Woury Sene est trop jeune ou vielle pour avoir Woury Sene selon l'écart (10) d'âge entre lui et sa mère, prière de revoir l'âge de Woury Sene ou de sa mère. Dans le cas contraire rassurez vous que c'est bien son fils/fille biologique.</w:t>
+        <w:t>- Incoherence! La mère de Woury Sene est trop jeune ou vielle pour avoir Woury Sene selon l'écart (10) d'âge entre lui et sa mère, prière de revoir l'âge de Woury Sene ou de sa mère. Dans le cas contraire rassurez vous que c'est bien son fils/fille biologique.</w:t>
       </w:r>
     </w:p>
     <w:p>
@@ -5402,7 +5354,7 @@
         <w:rPr>
           <w:sz w:val="20"/>
         </w:rPr>
-        <w:t>- Attention ! Le prix unitaire d'achat (1000 Fcfa) de Capitaine frais en Tas (Moyen) est relativement élevé par rapport aux autres prix observés dans cette zone. Prière de corriger ou de confirmer avec le QG. Attention ! Le prix unitaire d'achat (700 Fcfa) de Pastèque en Pièce (Moyen) est relativement élevé par rapport aux autres prix observés dans cette zone. Prière de corriger ou de confirmer avec le QG. Attention ! Soupçons de quantité anormale! Le ménage de FALLOU DIONE avec une taille de 8 personnes a consommé 28 miche en Moyen de Pain moderne (Baguette) qui est relativement élevé comme consommation par rapport à la condition de vie des autres ménages de même taille dans cette zone. Prière de corriger ou de confirmer avec le QG. Avertissement!! La quantité (4 litre) du produit Huile de soja  consommée  par le ménage semble très élevé, prière de corriger ou confirmer avec le QG. Avertissement!!! Le ménage a consommé 5 Paquet Petit de Thé en sachet, cette quantité semble anormale pour une consommation des 7 derniers jours.Prière de corriger ou de confirmer avec le QG. Avertissement!! le prix unitaire (150 Fcfa) de Thé en sachet (unité: Paquet) de taille Petit est très faible ou élevé. Prière de corriger ou de confirmer avec le QG. Incohérence!! Dans ce ménage, chaque individus consomme par jour 34.94196 Kg  de cereale; Prière de revoir les quantités prises de ces produits. Incohérence!! Dans ce ménage, chaque individus consomme par jour 34.94196 Kg  de cereale; Prière de revoir les quantités prises de ces produits.</w:t>
+        <w:t>- Attention ! Le prix unitaire d'achat (1000 Fcfa) de Capitaine frais en Tas (Moyen) est relativement élevé par rapport aux autres prix observés dans cette zone. Prière de corriger ou de confirmer avec le QG. Attention ! Le prix unitaire d'achat (700 Fcfa) de Pastèque en Pièce (Moyen) est relativement élevé par rapport aux autres prix observés dans cette zone. Prière de corriger ou de confirmer avec le QG. Avertissement!! La quantité (4 litre) du produit Huile de soja  consommée  par le ménage semble très élevé, prière de corriger ou confirmer avec le QG. Avertissement!!! Le ménage a consommé 5 Paquet Petit de Thé en sachet, cette quantité semble anormale pour une consommation des 7 derniers jours.Prière de corriger ou de confirmer avec le QG. Avertissement!! le prix unitaire (150 Fcfa) de Thé en sachet (unité: Paquet) de taille Petit est très faible ou élevé. Prière de corriger ou de confirmer avec le QG. Incohérence!! Dans ce ménage, chaque individus consomme par jour 56.40625 Kg  de cereale; Prière de revoir les quantités prises de ces produits. Incohérence!! Dans ce ménage, chaque individus consomme par jour 56.40625 Kg  de cereale; Prière de revoir les quantités prises de ces produits.</w:t>
       </w:r>
     </w:p>
     <w:p>
@@ -5794,27 +5746,6 @@
           <w:color w:val="4672C4"/>
           <w:sz w:val="22"/>
         </w:rPr>
-        <w:t>&gt;&gt; Section1 - Caracteristiques des membres</w:t>
-      </w:r>
-    </w:p>
-    <w:p>
-      <w:pPr>
-        <w:ind w:left="283"/>
-      </w:pPr>
-      <w:r>
-        <w:rPr>
-          <w:sz w:val="20"/>
-        </w:rPr>
-        <w:t>- Incoherence! Ousseynou Diop dispose d'un téléphone portable à s01q39, donc la raison évoquée ne peut pas être (ne dispose pas d'appareil).</w:t>
-      </w:r>
-    </w:p>
-    <w:p>
-      <w:r>
-        <w:rPr>
-          <w:b/>
-          <w:color w:val="4672C4"/>
-          <w:sz w:val="22"/>
-        </w:rPr>
         <w:t>&gt;&gt; Section2 - Education</w:t>
       </w:r>
     </w:p>
@@ -5901,7 +5832,7 @@
         <w:rPr>
           <w:sz w:val="20"/>
         </w:rPr>
-        <w:t>- Avertissement!! La quantité (.37) de Feuilles de Epinar en Kg qui provient de la production du ménage et celle reçue en cadeau depasse la quantité consommée, prière de verifier et corriger. Avertissement!!! Le ménage a consommé 4 Paquet Petit de Thé en sachet, cette quantité semble anormale pour une consommation des 7 derniers jours.Prière de corriger ou de confirmer avec le QG. Avertissement!! le prix unitaire (150 Fcfa) de Thé en sachet (unité: Paquet) de taille Petit est très faible ou élevé. Prière de corriger ou de confirmer avec le QG. Difficile de consommer le Sel en Boite (Autre que la boite/pot de tomate) Moyen prière de verifier. Incohérence!! Dans ce ménage, chaque individus consomme par jour 26.06018 Kg  de cereale; Prière de revoir les quantités prises de ces produits. Incohérence!! Dans ce ménage, chaque individus consomme par jour 26.06018 Kg  de cereale; Prière de revoir les quantités prises de ces produits.</w:t>
+        <w:t>- Attention ! Le prix unitaire d'achat (100 Fcfa) de Aubergine sauvage  en Pièce (Petit) est relativement élevé par rapport aux autres prix observés dans cette zone. Prière de corriger ou de confirmer avec le QG. Avertissement!! La quantité (.37) de Feuilles de Epinar en Kg qui provient de la production du ménage et celle reçue en cadeau depasse la quantité consommée, prière de verifier et corriger. Avertissement!!! Le ménage a consommé 4 Paquet Petit de Thé en sachet, cette quantité semble anormale pour une consommation des 7 derniers jours.Prière de corriger ou de confirmer avec le QG. Avertissement!! le prix unitaire (150 Fcfa) de Thé en sachet (unité: Paquet) de taille Petit est très faible ou élevé. Prière de corriger ou de confirmer avec le QG. Difficile de consommer le Sel en Boite (Autre que la boite/pot de tomate) Moyen prière de verifier. Incohérence!! Dans ce ménage, chaque individus consomme par jour 50.76107 Kg  de cereale; Prière de revoir les quantités prises de ces produits. Incohérence!! Dans ce ménage, chaque individus consomme par jour 50.76107 Kg  de cereale; Prière de revoir les quantités prises de ces produits.</w:t>
       </w:r>
     </w:p>
     <w:p>
@@ -6542,7 +6473,7 @@
         <w:rPr>
           <w:sz w:val="20"/>
         </w:rPr>
-        <w:t>- Attention ! Le prix unitaire d'achat (1000 Fcfa) de Pomme de terre en Kg (taille unique) est relativement élevé par rapport aux autres prix observés dans cette zone. Prière de corriger ou de confirmer avec le QG. Attention ! Le prix unitaire d'achat (700 Fcfa) de Vinaigre de vin en Bouteille 1l (taille unique) est relativement élevé par rapport aux autres prix observés dans cette zone. Prière de corriger ou de confirmer avec le QG. Avertissement!!! Le ménage a consommé 4 Paquet Moyen de Thé en sachet, cette quantité semble anormale pour une consommation des 7 derniers jours.Prière de corriger ou de confirmer avec le QG. Avertissement!! le prix unitaire (100 Fcfa) de Thé en sachet (unité: Paquet) de taille Moyen est très faible ou élevé. Prière de corriger ou de confirmer avec le QG. Incohérence!! Dans ce ménage, chaque individus consomme par jour 20.245 Kg  de cereale; Prière de revoir les quantités prises de ces produits. Incohérence!! Dans ce ménage, chaque individus consomme par jour 20.245 Kg  de cereale; Prière de revoir les quantités prises de ces produits. Incohérence!! Dans ce ménage, chaque individus consomme par jour 20.245 Kg  de cereale; Prière de revoir les quantités prises de ces produits.</w:t>
+        <w:t>- Attention ! Le prix unitaire d'achat (50 Fcfa) de Ail en Gousse (Moyen) est relativement faible par rapport aux autres prix observés dans cette zone. Prière de corriger ou de confirmer avec le QG. Attention ! Le prix unitaire d'achat (650 Fcfa) de Sucre en poudre  en Kg (taille unique) est relativement élevé par rapport aux autres prix observés dans cette zone. Prière de corriger ou de confirmer avec le QG. Attention ! Le prix unitaire d'achat (700 Fcfa) de Vinaigre de vin en Bouteille 1l (taille unique) est relativement élevé par rapport aux autres prix observés dans cette zone. Prière de corriger ou de confirmer avec le QG. Attention ! Soupçons de quantité anormale! Le ménage de BIRAME DIONE avec une taille de 10 personnes a consommé 5 Sachets en Petit de Soumbala (moutarde africaine) qui est relativement élevé comme consommation par rapport à la condition de vie des autres ménages de même taille dans cette zone. Prière de corriger ou de confirmer avec le QG. Avertissement!!! Le ménage a consommé 4 Paquet Moyen de Thé en sachet, cette quantité semble anormale pour une consommation des 7 derniers jours.Prière de corriger ou de confirmer avec le QG. Avertissement!! le prix unitaire (100 Fcfa) de Thé en sachet (unité: Paquet) de taille Moyen est très faible ou élevé. Prière de corriger ou de confirmer avec le QG. Incohérence!! Dans ce ménage, chaque individus consomme par jour 37.29285 Kg  de cereale; Prière de revoir les quantités prises de ces produits. Incohérence!! Dans ce ménage, chaque individus consomme par jour 37.29285 Kg  de cereale; Prière de revoir les quantités prises de ces produits. Incohérence!! Dans ce ménage, chaque individus consomme par jour 37.29285 Kg  de cereale; Prière de revoir les quantités prises de ces produits.</w:t>
       </w:r>
     </w:p>
     <w:p>
@@ -7227,7 +7158,7 @@
         <w:rPr>
           <w:sz w:val="20"/>
         </w:rPr>
-        <w:t>- Attention ! Le prix unitaire d'achat (100 Fcfa) de Poivre en Sachets (Petit) est relativement élevé par rapport aux autres prix observés dans cette zone. Prière de corriger ou de confirmer avec le QG. Attention ! Le prix unitaire d'achat (900 Fcfa) de Lait frais de vache en Litre (taille unique) est relativement élevé par rapport aux autres prix observés dans cette zone. Prière de corriger ou de confirmer avec le QG. Avertissement!!! Le ménage a consommé 5 Paquet Moyen de Thé en sachet, cette quantité semble anormale pour une consommation des 7 derniers jours.Prière de corriger ou de confirmer avec le QG. Avertissement!! le prix unitaire (150 Fcfa) de Thé en sachet (unité: Paquet) de taille Moyen est très faible ou élevé. Prière de corriger ou de confirmer avec le QG. Incohérence!! Dans ce ménage, chaque individus consomme par jour 39.11286 Kg  de cereale; Prière de revoir les quantités prises de ces produits. Incohérence!! Dans ce ménage, chaque individus consomme par jour 39.11286 Kg  de cereale; Prière de revoir les quantités prises de ces produits.</w:t>
+        <w:t>- Attention ! Le prix unitaire d'achat (100 Fcfa) de Poivre en Sachets (Petit) est relativement élevé par rapport aux autres prix observés dans cette zone. Prière de corriger ou de confirmer avec le QG. Attention ! Le prix unitaire d'achat (1000 Fcfa) de Beurre en Pot (Moyen) est relativement faible par rapport aux autres prix observés dans cette zone. Prière de corriger ou de confirmer avec le QG. Attention ! Le prix unitaire d'achat (150 Fcfa) de Beignets de farine de boulangerie en Sachets (Moyen) est relativement élevé par rapport aux autres prix observés dans cette zone. Prière de corriger ou de confirmer avec le QG. Attention ! Le prix unitaire d'achat (900 Fcfa) de Lait frais de vache en Litre (taille unique) est relativement élevé par rapport aux autres prix observés dans cette zone. Prière de corriger ou de confirmer avec le QG. Avertissement!!! Le ménage a consommé 5 Paquet Moyen de Thé en sachet, cette quantité semble anormale pour une consommation des 7 derniers jours.Prière de corriger ou de confirmer avec le QG. Avertissement!! le prix unitaire (150 Fcfa) de Thé en sachet (unité: Paquet) de taille Moyen est très faible ou élevé. Prière de corriger ou de confirmer avec le QG. Incohérence!! Dans ce ménage, chaque individus consomme par jour 100.7705 Kg  de cereale; Prière de revoir les quantités prises de ces produits. Incohérence!! Dans ce ménage, chaque individus consomme par jour 100.7705 Kg  de cereale; Prière de revoir les quantités prises de ces produits.</w:t>
       </w:r>
     </w:p>
     <w:p>
@@ -7861,7 +7792,7 @@
         <w:rPr>
           <w:sz w:val="20"/>
         </w:rPr>
-        <w:t>- Attention ! Le prix unitaire d'achat (500 Fcfa) de Piment séché en Sachets (Moyen) est relativement élevé par rapport aux autres prix observés dans cette zone. Prière de corriger ou de confirmer avec le QG. Avertissement!! La quantité (4.25 litre) du produit Huile de soja  consommée  par le ménage semble très élevé, prière de corriger ou confirmer avec le QG. Avertissement!!! Le ménage a consommé 18 Sachets industriel Petit de Caramel, bonbons, confiseries, etc., cette quantité semble anormale pour une consommation des 7 derniers jours.Prière de corriger ou de confirmer avec le QG. Avertissement!!! Le ménage a consommé 26 Cuillère Petit de Chocolat pâte à tartiner, cette quantité semble anormale pour une consommation des 7 derniers jours.Prière de corriger ou de confirmer avec le QG. Avertissement!!! Le ménage a consommé 4 Paquet Moyen de Thé en sachet, cette quantité semble anormale pour une consommation des 7 derniers jours.Prière de corriger ou de confirmer avec le QG. Avertissement!! le prix unitaire (75 Fcfa) de Thé en sachet (unité: Paquet) de taille Moyen est très faible ou élevé. Prière de corriger ou de confirmer avec le QG. Avertissement!!!Le ménage a consommé 49 miche de Moyen de Pain moderne (Baguette)  ce qui semble incoherent pour une consommation aucours des 7 derniers jours, prière de verifier et corriger. Incohérence!! Dans ce ménage, chaque individus consomme par jour 14.26019 Kg  de cereale; Prière de revoir les quantités prises de ces produits. Incohérence!! Dans ce ménage, chaque individus consomme par jour 14.26019 Kg  de cereale; Prière de revoir les quantités prises de ces produits.</w:t>
+        <w:t>- Attention ! Le prix unitaire d'achat (200 Fcfa) de Beignets de farine de boulangerie en Sachets (Moyen) est relativement élevé par rapport aux autres prix observés dans cette zone. Prière de corriger ou de confirmer avec le QG. Attention ! Le prix unitaire d'achat (500 Fcfa) de Piment séché en Sachets (Moyen) est relativement élevé par rapport aux autres prix observés dans cette zone. Prière de corriger ou de confirmer avec le QG. Attention ! Le prix unitaire d'achat (500 Fcfa) de Poivre en Sachets (Moyen) est relativement élevé par rapport aux autres prix observés dans cette zone. Prière de corriger ou de confirmer avec le QG. Avertissement!! La quantité (4.25 litre) du produit Huile de soja  consommée  par le ménage semble très élevé, prière de corriger ou confirmer avec le QG. Avertissement!!! Le ménage a consommé 18 Sachets industriel Petit de Caramel, bonbons, confiseries, etc., cette quantité semble anormale pour une consommation des 7 derniers jours.Prière de corriger ou de confirmer avec le QG. Avertissement!!! Le ménage a consommé 26 Cuillère Petit de Chocolat pâte à tartiner, cette quantité semble anormale pour une consommation des 7 derniers jours.Prière de corriger ou de confirmer avec le QG. Avertissement!!! Le ménage a consommé 4 Paquet Moyen de Thé en sachet, cette quantité semble anormale pour une consommation des 7 derniers jours.Prière de corriger ou de confirmer avec le QG. Avertissement!! le prix unitaire (75 Fcfa) de Thé en sachet (unité: Paquet) de taille Moyen est très faible ou élevé. Prière de corriger ou de confirmer avec le QG. Avertissement!!!Le ménage a consommé 49 miche de Moyen de Pain moderne (Baguette)  ce qui semble incoherent pour une consommation aucours des 7 derniers jours, prière de verifier et corriger. Incohérence!! Dans ce ménage, chaque individus consomme par jour 25.40838 Kg  de cereale; Prière de revoir les quantités prises de ces produits. Incohérence!! Dans ce ménage, chaque individus consomme par jour 25.40838 Kg  de cereale; Prière de revoir les quantités prises de ces produits.</w:t>
       </w:r>
     </w:p>
     <w:p>
